--- a/docs/Historias de Usuario/HU-18- IKernell Soluciones Software.docx
+++ b/docs/Historias de Usuario/HU-18- IKernell Soluciones Software.docx
@@ -41,8 +41,8 @@
       <w:tblGrid>
         <w:gridCol w:w="1140"/>
         <w:gridCol w:w="105"/>
-        <w:gridCol w:w="915"/>
-        <w:gridCol w:w="390"/>
+        <w:gridCol w:w="975"/>
+        <w:gridCol w:w="330"/>
         <w:gridCol w:w="990"/>
         <w:gridCol w:w="210"/>
         <w:gridCol w:w="1650"/>
@@ -52,8 +52,8 @@
           <w:tblGrid>
             <w:gridCol w:w="1140"/>
             <w:gridCol w:w="105"/>
-            <w:gridCol w:w="915"/>
-            <w:gridCol w:w="390"/>
+            <w:gridCol w:w="975"/>
+            <w:gridCol w:w="330"/>
             <w:gridCol w:w="990"/>
             <w:gridCol w:w="210"/>
             <w:gridCol w:w="1650"/>
@@ -1290,6 +1290,24 @@
               <w:t xml:space="preserve">- El sistema debe informar cuando la consulta no genere resultados.</w:t>
             </w:r>
           </w:p>
+          <w:p>
+            <w:pPr>
+              <w:keepNext w:val="0"/>
+              <w:keepLines w:val="0"/>
+              <w:widowControl w:val="1"/>
+              <w:shd w:fill="auto" w:val="clear"/>
+              <w:spacing w:after="0" w:before="0" w:line="240" w:lineRule="auto"/>
+              <w:ind w:left="0" w:right="0" w:firstLine="0"/>
+              <w:jc w:val="both"/>
+              <w:rPr/>
+            </w:pPr>
+            <w:r>
+              <w:rPr>
+                <w:rtl w:val="0"/>
+              </w:rPr>
+              <w:t xml:space="preserve">- El sistema debe conservar, para cada eliminación registrada, una copia (snapshot) del estado del registro eliminado en el detalle de la trazabilidad.</w:t>
+            </w:r>
+          </w:p>
         </w:tc>
       </w:tr>
       <w:tr>
@@ -5440,14 +5458,13 @@
       <w:tr>
         <w:trPr>
           <w:cantSplit w:val="0"/>
-          <w:trHeight w:val="220" w:hRule="atLeast"/>
+          <w:trHeight w:val="432" w:hRule="atLeast"/>
           <w:tblHeader w:val="0"/>
         </w:trPr>
         <w:tc>
           <w:tcPr>
-            <w:gridSpan w:val="9"/>
-            <w:tcBorders>
-              <w:top w:color="000000" w:space="0" w:sz="4" w:val="single"/>
+            <w:gridSpan w:val="3"/>
+            <w:tcBorders>
               <w:left w:color="000000" w:space="0" w:sz="4" w:val="single"/>
               <w:bottom w:color="000000" w:space="0" w:sz="4" w:val="single"/>
               <w:right w:color="000000" w:space="0" w:sz="4" w:val="single"/>
@@ -5463,33 +5480,111 @@
               <w:ind w:left="0" w:right="0" w:firstLine="0"/>
               <w:jc w:val="center"/>
               <w:rPr>
-                <w:b w:val="1"/>
-                <w:bCs w:val="1"/>
-                <w:i w:val="0"/>
-                <w:iCs w:val="0"/>
-                <w:smallCaps w:val="0"/>
-                <w:strike w:val="0"/>
-                <w:color w:val="1f3864"/>
-                <w:u w:val="none"/>
-                <w:shd w:fill="auto" w:val="clear"/>
-                <w:vertAlign w:val="baseline"/>
-              </w:rPr>
-            </w:pPr>
-            <w:r>
-              <w:rPr>
-                <w:b w:val="1"/>
-                <w:bCs w:val="1"/>
-                <w:i w:val="0"/>
-                <w:iCs w:val="0"/>
-                <w:smallCaps w:val="0"/>
-                <w:strike w:val="0"/>
-                <w:color w:val="1f3864"/>
-                <w:u w:val="none"/>
-                <w:shd w:fill="auto" w:val="clear"/>
-                <w:vertAlign w:val="baseline"/>
-                <w:rtl w:val="0"/>
-              </w:rPr>
-              <w:t xml:space="preserve">CONTROL DE VERSIONES</w:t>
+                <w:i w:val="0"/>
+                <w:iCs w:val="0"/>
+                <w:smallCaps w:val="0"/>
+                <w:strike w:val="0"/>
+                <w:color w:val="1f3864"/>
+                <w:u w:val="none"/>
+                <w:shd w:fill="auto" w:val="clear"/>
+                <w:vertAlign w:val="baseline"/>
+              </w:rPr>
+            </w:pPr>
+            <w:r>
+              <w:rPr>
+                <w:color w:val="1f3864"/>
+                <w:rtl w:val="0"/>
+              </w:rPr>
+              <w:t xml:space="preserve">15</w:t>
+            </w:r>
+            <w:r>
+              <w:rPr>
+                <w:rtl w:val="0"/>
+              </w:rPr>
+            </w:r>
+          </w:p>
+        </w:tc>
+        <w:tc>
+          <w:tcPr>
+            <w:gridSpan w:val="6"/>
+            <w:tcBorders>
+              <w:left w:color="000000" w:space="0" w:sz="4" w:val="single"/>
+              <w:bottom w:color="000000" w:space="0" w:sz="4" w:val="single"/>
+              <w:right w:color="000000" w:space="0" w:sz="4" w:val="single"/>
+            </w:tcBorders>
+          </w:tcPr>
+          <w:p>
+            <w:pPr>
+              <w:spacing w:after="0" w:before="0" w:line="240" w:lineRule="auto"/>
+              <w:jc w:val="left"/>
+              <w:rPr/>
+            </w:pPr>
+            <w:r>
+              <w:rPr>
+                <w:rtl w:val="0"/>
+              </w:rPr>
+              <w:t xml:space="preserve">Implementar el registro de un snapshot (estado completo del registro) en el detalle de la trazabilidad para las operaciones de eliminación.</w:t>
+            </w:r>
+          </w:p>
+        </w:tc>
+      </w:tr>
+      <w:tr>
+        <w:trPr>
+          <w:cantSplit w:val="0"/>
+          <w:trHeight w:val="432" w:hRule="atLeast"/>
+          <w:tblHeader w:val="0"/>
+        </w:trPr>
+        <w:tc>
+          <w:tcPr>
+            <w:gridSpan w:val="3"/>
+            <w:tcBorders>
+              <w:left w:color="000000" w:space="0" w:sz="4" w:val="single"/>
+              <w:bottom w:color="000000" w:space="0" w:sz="4" w:val="single"/>
+              <w:right w:color="000000" w:space="0" w:sz="4" w:val="single"/>
+            </w:tcBorders>
+          </w:tcPr>
+          <w:p>
+            <w:pPr>
+              <w:keepNext w:val="0"/>
+              <w:keepLines w:val="0"/>
+              <w:widowControl w:val="1"/>
+              <w:shd w:fill="auto" w:val="clear"/>
+              <w:spacing w:after="160" w:before="0" w:line="259" w:lineRule="auto"/>
+              <w:ind w:left="0" w:right="0" w:firstLine="0"/>
+              <w:jc w:val="center"/>
+              <w:rPr>
+                <w:color w:val="1f3864"/>
+              </w:rPr>
+            </w:pPr>
+            <w:r>
+              <w:rPr>
+                <w:color w:val="1f3864"/>
+                <w:rtl w:val="0"/>
+              </w:rPr>
+              <w:t xml:space="preserve">16</w:t>
+            </w:r>
+          </w:p>
+        </w:tc>
+        <w:tc>
+          <w:tcPr>
+            <w:gridSpan w:val="6"/>
+            <w:tcBorders>
+              <w:left w:color="000000" w:space="0" w:sz="4" w:val="single"/>
+              <w:bottom w:color="000000" w:space="0" w:sz="4" w:val="single"/>
+              <w:right w:color="000000" w:space="0" w:sz="4" w:val="single"/>
+            </w:tcBorders>
+          </w:tcPr>
+          <w:p>
+            <w:pPr>
+              <w:spacing w:after="0" w:before="0" w:line="240" w:lineRule="auto"/>
+              <w:jc w:val="left"/>
+              <w:rPr/>
+            </w:pPr>
+            <w:r>
+              <w:rPr>
+                <w:rtl w:val="0"/>
+              </w:rPr>
+              <w:t xml:space="preserve">Conectar el registro de trazabilidad a las operaciones de creación, actualización, inhabilitación y asignación en los módulos pendientes (Usuario, Proyecto, Actividad, Asignación de equipo, etc.), no solo autenticación y eliminación.</w:t>
             </w:r>
           </w:p>
         </w:tc>
@@ -5502,7 +5597,7 @@
         </w:trPr>
         <w:tc>
           <w:tcPr>
-            <w:gridSpan w:val="2"/>
+            <w:gridSpan w:val="9"/>
             <w:tcBorders>
               <w:top w:color="000000" w:space="0" w:sz="4" w:val="single"/>
               <w:left w:color="000000" w:space="0" w:sz="4" w:val="single"/>
@@ -5546,254 +5641,7 @@
                 <w:vertAlign w:val="baseline"/>
                 <w:rtl w:val="0"/>
               </w:rPr>
-              <w:t xml:space="preserve">Versión</w:t>
-            </w:r>
-          </w:p>
-        </w:tc>
-        <w:tc>
-          <w:tcPr>
-            <w:gridSpan w:val="2"/>
-            <w:tcBorders>
-              <w:top w:color="000000" w:space="0" w:sz="4" w:val="single"/>
-              <w:left w:color="000000" w:space="0" w:sz="4" w:val="single"/>
-              <w:bottom w:color="000000" w:space="0" w:sz="4" w:val="single"/>
-              <w:right w:color="000000" w:space="0" w:sz="4" w:val="single"/>
-            </w:tcBorders>
-          </w:tcPr>
-          <w:p>
-            <w:pPr>
-              <w:keepNext w:val="0"/>
-              <w:keepLines w:val="0"/>
-              <w:widowControl w:val="1"/>
-              <w:shd w:fill="auto" w:val="clear"/>
-              <w:spacing w:after="160" w:before="0" w:line="259" w:lineRule="auto"/>
-              <w:ind w:left="0" w:right="0" w:firstLine="0"/>
-              <w:jc w:val="center"/>
-              <w:rPr>
-                <w:b w:val="1"/>
-                <w:bCs w:val="1"/>
-                <w:i w:val="0"/>
-                <w:iCs w:val="0"/>
-                <w:smallCaps w:val="0"/>
-                <w:strike w:val="0"/>
-                <w:color w:val="1f3864"/>
-                <w:u w:val="none"/>
-                <w:shd w:fill="auto" w:val="clear"/>
-                <w:vertAlign w:val="baseline"/>
-              </w:rPr>
-            </w:pPr>
-            <w:r>
-              <w:rPr>
-                <w:b w:val="1"/>
-                <w:bCs w:val="1"/>
-                <w:i w:val="0"/>
-                <w:iCs w:val="0"/>
-                <w:smallCaps w:val="0"/>
-                <w:strike w:val="0"/>
-                <w:color w:val="1f3864"/>
-                <w:u w:val="none"/>
-                <w:shd w:fill="auto" w:val="clear"/>
-                <w:vertAlign w:val="baseline"/>
-                <w:rtl w:val="0"/>
-              </w:rPr>
-              <w:t xml:space="preserve">Fecha</w:t>
-            </w:r>
-          </w:p>
-        </w:tc>
-        <w:tc>
-          <w:tcPr>
-            <w:gridSpan w:val="2"/>
-            <w:tcBorders>
-              <w:top w:color="000000" w:space="0" w:sz="4" w:val="single"/>
-              <w:left w:color="000000" w:space="0" w:sz="4" w:val="single"/>
-              <w:bottom w:color="000000" w:space="0" w:sz="4" w:val="single"/>
-              <w:right w:color="000000" w:space="0" w:sz="4" w:val="single"/>
-            </w:tcBorders>
-          </w:tcPr>
-          <w:p>
-            <w:pPr>
-              <w:keepNext w:val="0"/>
-              <w:keepLines w:val="0"/>
-              <w:widowControl w:val="1"/>
-              <w:shd w:fill="auto" w:val="clear"/>
-              <w:spacing w:after="160" w:before="0" w:line="259" w:lineRule="auto"/>
-              <w:ind w:left="0" w:right="0" w:firstLine="0"/>
-              <w:jc w:val="center"/>
-              <w:rPr>
-                <w:b w:val="1"/>
-                <w:bCs w:val="1"/>
-                <w:i w:val="0"/>
-                <w:iCs w:val="0"/>
-                <w:smallCaps w:val="0"/>
-                <w:strike w:val="0"/>
-                <w:color w:val="1f3864"/>
-                <w:u w:val="none"/>
-                <w:shd w:fill="auto" w:val="clear"/>
-                <w:vertAlign w:val="baseline"/>
-              </w:rPr>
-            </w:pPr>
-            <w:r>
-              <w:rPr>
-                <w:b w:val="1"/>
-                <w:bCs w:val="1"/>
-                <w:i w:val="0"/>
-                <w:iCs w:val="0"/>
-                <w:smallCaps w:val="0"/>
-                <w:strike w:val="0"/>
-                <w:color w:val="1f3864"/>
-                <w:u w:val="none"/>
-                <w:shd w:fill="auto" w:val="clear"/>
-                <w:vertAlign w:val="baseline"/>
-                <w:rtl w:val="0"/>
-              </w:rPr>
-              <w:t xml:space="preserve">Autor</w:t>
-            </w:r>
-          </w:p>
-        </w:tc>
-        <w:tc>
-          <w:tcPr>
-            <w:tcBorders>
-              <w:top w:color="000000" w:space="0" w:sz="4" w:val="single"/>
-              <w:left w:color="000000" w:space="0" w:sz="4" w:val="single"/>
-              <w:bottom w:color="000000" w:space="0" w:sz="4" w:val="single"/>
-              <w:right w:color="000000" w:space="0" w:sz="4" w:val="single"/>
-            </w:tcBorders>
-          </w:tcPr>
-          <w:p>
-            <w:pPr>
-              <w:keepNext w:val="0"/>
-              <w:keepLines w:val="0"/>
-              <w:widowControl w:val="1"/>
-              <w:shd w:fill="auto" w:val="clear"/>
-              <w:spacing w:after="160" w:before="0" w:line="259" w:lineRule="auto"/>
-              <w:ind w:left="0" w:right="0" w:firstLine="0"/>
-              <w:jc w:val="center"/>
-              <w:rPr>
-                <w:b w:val="1"/>
-                <w:bCs w:val="1"/>
-                <w:i w:val="0"/>
-                <w:iCs w:val="0"/>
-                <w:smallCaps w:val="0"/>
-                <w:strike w:val="0"/>
-                <w:color w:val="1f3864"/>
-                <w:u w:val="none"/>
-                <w:shd w:fill="auto" w:val="clear"/>
-                <w:vertAlign w:val="baseline"/>
-              </w:rPr>
-            </w:pPr>
-            <w:r>
-              <w:rPr>
-                <w:b w:val="1"/>
-                <w:bCs w:val="1"/>
-                <w:i w:val="0"/>
-                <w:iCs w:val="0"/>
-                <w:smallCaps w:val="0"/>
-                <w:strike w:val="0"/>
-                <w:color w:val="1f3864"/>
-                <w:u w:val="none"/>
-                <w:shd w:fill="auto" w:val="clear"/>
-                <w:vertAlign w:val="baseline"/>
-                <w:rtl w:val="0"/>
-              </w:rPr>
-              <w:t xml:space="preserve">Revisión</w:t>
-            </w:r>
-          </w:p>
-        </w:tc>
-        <w:tc>
-          <w:tcPr>
-            <w:tcBorders>
-              <w:top w:color="000000" w:space="0" w:sz="4" w:val="single"/>
-              <w:left w:color="000000" w:space="0" w:sz="4" w:val="single"/>
-              <w:bottom w:color="000000" w:space="0" w:sz="4" w:val="single"/>
-              <w:right w:color="000000" w:space="0" w:sz="4" w:val="single"/>
-            </w:tcBorders>
-          </w:tcPr>
-          <w:p>
-            <w:pPr>
-              <w:keepNext w:val="0"/>
-              <w:keepLines w:val="0"/>
-              <w:widowControl w:val="1"/>
-              <w:shd w:fill="auto" w:val="clear"/>
-              <w:spacing w:after="160" w:before="0" w:line="259" w:lineRule="auto"/>
-              <w:ind w:left="0" w:right="0" w:firstLine="0"/>
-              <w:jc w:val="center"/>
-              <w:rPr>
-                <w:b w:val="1"/>
-                <w:bCs w:val="1"/>
-                <w:i w:val="0"/>
-                <w:iCs w:val="0"/>
-                <w:smallCaps w:val="0"/>
-                <w:strike w:val="0"/>
-                <w:color w:val="1f3864"/>
-                <w:u w:val="none"/>
-                <w:shd w:fill="auto" w:val="clear"/>
-                <w:vertAlign w:val="baseline"/>
-              </w:rPr>
-            </w:pPr>
-            <w:r>
-              <w:rPr>
-                <w:b w:val="1"/>
-                <w:bCs w:val="1"/>
-                <w:i w:val="0"/>
-                <w:iCs w:val="0"/>
-                <w:smallCaps w:val="0"/>
-                <w:strike w:val="0"/>
-                <w:color w:val="1f3864"/>
-                <w:u w:val="none"/>
-                <w:shd w:fill="auto" w:val="clear"/>
-                <w:vertAlign w:val="baseline"/>
-                <w:rtl w:val="0"/>
-              </w:rPr>
-              <w:t xml:space="preserve">Descripción</w:t>
-            </w:r>
-          </w:p>
-        </w:tc>
-        <w:tc>
-          <w:tcPr>
-            <w:tcBorders>
-              <w:top w:color="000000" w:space="0" w:sz="4" w:val="single"/>
-              <w:left w:color="000000" w:space="0" w:sz="4" w:val="single"/>
-              <w:bottom w:color="000000" w:space="0" w:sz="4" w:val="single"/>
-              <w:right w:color="000000" w:space="0" w:sz="4" w:val="single"/>
-            </w:tcBorders>
-          </w:tcPr>
-          <w:p>
-            <w:pPr>
-              <w:keepNext w:val="0"/>
-              <w:keepLines w:val="0"/>
-              <w:widowControl w:val="1"/>
-              <w:shd w:fill="auto" w:val="clear"/>
-              <w:spacing w:after="160" w:before="0" w:line="259" w:lineRule="auto"/>
-              <w:ind w:left="0" w:right="0" w:firstLine="0"/>
-              <w:jc w:val="center"/>
-              <w:rPr>
-                <w:b w:val="1"/>
-                <w:bCs w:val="1"/>
-                <w:i w:val="0"/>
-                <w:iCs w:val="0"/>
-                <w:smallCaps w:val="0"/>
-                <w:strike w:val="0"/>
-                <w:color w:val="1f3864"/>
-                <w:u w:val="none"/>
-                <w:shd w:fill="auto" w:val="clear"/>
-                <w:vertAlign w:val="baseline"/>
-              </w:rPr>
-            </w:pPr>
-            <w:r>
-              <w:rPr>
-                <w:b w:val="1"/>
-                <w:bCs w:val="1"/>
-                <w:i w:val="0"/>
-                <w:iCs w:val="0"/>
-                <w:smallCaps w:val="0"/>
-                <w:strike w:val="0"/>
-                <w:color w:val="1f3864"/>
-                <w:u w:val="none"/>
-                <w:shd w:fill="auto" w:val="clear"/>
-                <w:vertAlign w:val="baseline"/>
-                <w:rtl w:val="0"/>
-              </w:rPr>
-              <w:t xml:space="preserve">Aprobador</w:t>
+              <w:t xml:space="preserve">CONTROL DE VERSIONES</w:t>
             </w:r>
           </w:p>
         </w:tc>
@@ -5816,19 +5664,41 @@
           </w:tcPr>
           <w:p>
             <w:pPr>
+              <w:keepNext w:val="0"/>
+              <w:keepLines w:val="0"/>
+              <w:widowControl w:val="1"/>
+              <w:shd w:fill="auto" w:val="clear"/>
+              <w:spacing w:after="160" w:before="0" w:line="259" w:lineRule="auto"/>
+              <w:ind w:left="0" w:right="0" w:firstLine="0"/>
               <w:jc w:val="center"/>
-              <w:rPr/>
-            </w:pPr>
-            <w:r>
-              <w:rPr>
-                <w:rtl w:val="0"/>
-              </w:rPr>
-              <w:t xml:space="preserve">1.0</w:t>
-            </w:r>
-            <w:r>
-              <w:rPr>
-                <w:rtl w:val="0"/>
-              </w:rPr>
+              <w:rPr>
+                <w:b w:val="1"/>
+                <w:bCs w:val="1"/>
+                <w:i w:val="0"/>
+                <w:iCs w:val="0"/>
+                <w:smallCaps w:val="0"/>
+                <w:strike w:val="0"/>
+                <w:color w:val="1f3864"/>
+                <w:u w:val="none"/>
+                <w:shd w:fill="auto" w:val="clear"/>
+                <w:vertAlign w:val="baseline"/>
+              </w:rPr>
+            </w:pPr>
+            <w:r>
+              <w:rPr>
+                <w:b w:val="1"/>
+                <w:bCs w:val="1"/>
+                <w:i w:val="0"/>
+                <w:iCs w:val="0"/>
+                <w:smallCaps w:val="0"/>
+                <w:strike w:val="0"/>
+                <w:color w:val="1f3864"/>
+                <w:u w:val="none"/>
+                <w:shd w:fill="auto" w:val="clear"/>
+                <w:vertAlign w:val="baseline"/>
+                <w:rtl w:val="0"/>
+              </w:rPr>
+              <w:t xml:space="preserve">Versión</w:t>
             </w:r>
           </w:p>
         </w:tc>
@@ -5844,14 +5714,41 @@
           </w:tcPr>
           <w:p>
             <w:pPr>
+              <w:keepNext w:val="0"/>
+              <w:keepLines w:val="0"/>
+              <w:widowControl w:val="1"/>
+              <w:shd w:fill="auto" w:val="clear"/>
+              <w:spacing w:after="160" w:before="0" w:line="259" w:lineRule="auto"/>
+              <w:ind w:left="0" w:right="0" w:firstLine="0"/>
               <w:jc w:val="center"/>
-              <w:rPr/>
-            </w:pPr>
-            <w:r>
-              <w:rPr>
-                <w:rtl w:val="0"/>
-              </w:rPr>
-              <w:t xml:space="preserve">05/07/2026</w:t>
+              <w:rPr>
+                <w:b w:val="1"/>
+                <w:bCs w:val="1"/>
+                <w:i w:val="0"/>
+                <w:iCs w:val="0"/>
+                <w:smallCaps w:val="0"/>
+                <w:strike w:val="0"/>
+                <w:color w:val="1f3864"/>
+                <w:u w:val="none"/>
+                <w:shd w:fill="auto" w:val="clear"/>
+                <w:vertAlign w:val="baseline"/>
+              </w:rPr>
+            </w:pPr>
+            <w:r>
+              <w:rPr>
+                <w:b w:val="1"/>
+                <w:bCs w:val="1"/>
+                <w:i w:val="0"/>
+                <w:iCs w:val="0"/>
+                <w:smallCaps w:val="0"/>
+                <w:strike w:val="0"/>
+                <w:color w:val="1f3864"/>
+                <w:u w:val="none"/>
+                <w:shd w:fill="auto" w:val="clear"/>
+                <w:vertAlign w:val="baseline"/>
+                <w:rtl w:val="0"/>
+              </w:rPr>
+              <w:t xml:space="preserve">Fecha</w:t>
             </w:r>
           </w:p>
         </w:tc>
@@ -5867,78 +5764,188 @@
           </w:tcPr>
           <w:p>
             <w:pPr>
+              <w:keepNext w:val="0"/>
+              <w:keepLines w:val="0"/>
+              <w:widowControl w:val="1"/>
+              <w:shd w:fill="auto" w:val="clear"/>
+              <w:spacing w:after="160" w:before="0" w:line="259" w:lineRule="auto"/>
+              <w:ind w:left="0" w:right="0" w:firstLine="0"/>
               <w:jc w:val="center"/>
-              <w:rPr/>
-            </w:pPr>
-            <w:r>
-              <w:rPr>
-                <w:rtl w:val="0"/>
-              </w:rPr>
-              <w:t xml:space="preserve">Efrain Manotas</w:t>
-            </w:r>
-          </w:p>
-        </w:tc>
-        <w:tc>
-          <w:tcPr>
-            <w:tcBorders>
-              <w:top w:color="000000" w:space="0" w:sz="4" w:val="single"/>
-              <w:left w:color="000000" w:space="0" w:sz="4" w:val="single"/>
-              <w:bottom w:color="000000" w:space="0" w:sz="4" w:val="single"/>
-              <w:right w:color="000000" w:space="0" w:sz="4" w:val="single"/>
-            </w:tcBorders>
-          </w:tcPr>
-          <w:p>
-            <w:pPr>
+              <w:rPr>
+                <w:b w:val="1"/>
+                <w:bCs w:val="1"/>
+                <w:i w:val="0"/>
+                <w:iCs w:val="0"/>
+                <w:smallCaps w:val="0"/>
+                <w:strike w:val="0"/>
+                <w:color w:val="1f3864"/>
+                <w:u w:val="none"/>
+                <w:shd w:fill="auto" w:val="clear"/>
+                <w:vertAlign w:val="baseline"/>
+              </w:rPr>
+            </w:pPr>
+            <w:r>
+              <w:rPr>
+                <w:b w:val="1"/>
+                <w:bCs w:val="1"/>
+                <w:i w:val="0"/>
+                <w:iCs w:val="0"/>
+                <w:smallCaps w:val="0"/>
+                <w:strike w:val="0"/>
+                <w:color w:val="1f3864"/>
+                <w:u w:val="none"/>
+                <w:shd w:fill="auto" w:val="clear"/>
+                <w:vertAlign w:val="baseline"/>
+                <w:rtl w:val="0"/>
+              </w:rPr>
+              <w:t xml:space="preserve">Autor</w:t>
+            </w:r>
+          </w:p>
+        </w:tc>
+        <w:tc>
+          <w:tcPr>
+            <w:tcBorders>
+              <w:top w:color="000000" w:space="0" w:sz="4" w:val="single"/>
+              <w:left w:color="000000" w:space="0" w:sz="4" w:val="single"/>
+              <w:bottom w:color="000000" w:space="0" w:sz="4" w:val="single"/>
+              <w:right w:color="000000" w:space="0" w:sz="4" w:val="single"/>
+            </w:tcBorders>
+          </w:tcPr>
+          <w:p>
+            <w:pPr>
+              <w:keepNext w:val="0"/>
+              <w:keepLines w:val="0"/>
+              <w:widowControl w:val="1"/>
+              <w:shd w:fill="auto" w:val="clear"/>
+              <w:spacing w:after="160" w:before="0" w:line="259" w:lineRule="auto"/>
+              <w:ind w:left="0" w:right="0" w:firstLine="0"/>
               <w:jc w:val="center"/>
-              <w:rPr/>
-            </w:pPr>
-            <w:r>
-              <w:rPr>
-                <w:rtl w:val="0"/>
-              </w:rPr>
-            </w:r>
-          </w:p>
-        </w:tc>
-        <w:tc>
-          <w:tcPr>
-            <w:tcBorders>
-              <w:top w:color="000000" w:space="0" w:sz="4" w:val="single"/>
-              <w:left w:color="000000" w:space="0" w:sz="4" w:val="single"/>
-              <w:bottom w:color="000000" w:space="0" w:sz="4" w:val="single"/>
-              <w:right w:color="000000" w:space="0" w:sz="4" w:val="single"/>
-            </w:tcBorders>
-          </w:tcPr>
-          <w:p>
-            <w:pPr>
+              <w:rPr>
+                <w:b w:val="1"/>
+                <w:bCs w:val="1"/>
+                <w:i w:val="0"/>
+                <w:iCs w:val="0"/>
+                <w:smallCaps w:val="0"/>
+                <w:strike w:val="0"/>
+                <w:color w:val="1f3864"/>
+                <w:u w:val="none"/>
+                <w:shd w:fill="auto" w:val="clear"/>
+                <w:vertAlign w:val="baseline"/>
+              </w:rPr>
+            </w:pPr>
+            <w:r>
+              <w:rPr>
+                <w:b w:val="1"/>
+                <w:bCs w:val="1"/>
+                <w:i w:val="0"/>
+                <w:iCs w:val="0"/>
+                <w:smallCaps w:val="0"/>
+                <w:strike w:val="0"/>
+                <w:color w:val="1f3864"/>
+                <w:u w:val="none"/>
+                <w:shd w:fill="auto" w:val="clear"/>
+                <w:vertAlign w:val="baseline"/>
+                <w:rtl w:val="0"/>
+              </w:rPr>
+              <w:t xml:space="preserve">Revisión</w:t>
+            </w:r>
+          </w:p>
+        </w:tc>
+        <w:tc>
+          <w:tcPr>
+            <w:tcBorders>
+              <w:top w:color="000000" w:space="0" w:sz="4" w:val="single"/>
+              <w:left w:color="000000" w:space="0" w:sz="4" w:val="single"/>
+              <w:bottom w:color="000000" w:space="0" w:sz="4" w:val="single"/>
+              <w:right w:color="000000" w:space="0" w:sz="4" w:val="single"/>
+            </w:tcBorders>
+          </w:tcPr>
+          <w:p>
+            <w:pPr>
+              <w:keepNext w:val="0"/>
+              <w:keepLines w:val="0"/>
+              <w:widowControl w:val="1"/>
+              <w:shd w:fill="auto" w:val="clear"/>
+              <w:spacing w:after="160" w:before="0" w:line="259" w:lineRule="auto"/>
+              <w:ind w:left="0" w:right="0" w:firstLine="0"/>
               <w:jc w:val="center"/>
-              <w:rPr/>
-            </w:pPr>
-            <w:r>
-              <w:rPr>
-                <w:rtl w:val="0"/>
-              </w:rPr>
-              <w:t xml:space="preserve">Desarrollo de HU-18</w:t>
-            </w:r>
-          </w:p>
-        </w:tc>
-        <w:tc>
-          <w:tcPr>
-            <w:tcBorders>
-              <w:top w:color="000000" w:space="0" w:sz="4" w:val="single"/>
-              <w:left w:color="000000" w:space="0" w:sz="4" w:val="single"/>
-              <w:bottom w:color="000000" w:space="0" w:sz="4" w:val="single"/>
-              <w:right w:color="000000" w:space="0" w:sz="4" w:val="single"/>
-            </w:tcBorders>
-          </w:tcPr>
-          <w:p>
-            <w:pPr>
+              <w:rPr>
+                <w:b w:val="1"/>
+                <w:bCs w:val="1"/>
+                <w:i w:val="0"/>
+                <w:iCs w:val="0"/>
+                <w:smallCaps w:val="0"/>
+                <w:strike w:val="0"/>
+                <w:color w:val="1f3864"/>
+                <w:u w:val="none"/>
+                <w:shd w:fill="auto" w:val="clear"/>
+                <w:vertAlign w:val="baseline"/>
+              </w:rPr>
+            </w:pPr>
+            <w:r>
+              <w:rPr>
+                <w:b w:val="1"/>
+                <w:bCs w:val="1"/>
+                <w:i w:val="0"/>
+                <w:iCs w:val="0"/>
+                <w:smallCaps w:val="0"/>
+                <w:strike w:val="0"/>
+                <w:color w:val="1f3864"/>
+                <w:u w:val="none"/>
+                <w:shd w:fill="auto" w:val="clear"/>
+                <w:vertAlign w:val="baseline"/>
+                <w:rtl w:val="0"/>
+              </w:rPr>
+              <w:t xml:space="preserve">Descripción</w:t>
+            </w:r>
+          </w:p>
+        </w:tc>
+        <w:tc>
+          <w:tcPr>
+            <w:tcBorders>
+              <w:top w:color="000000" w:space="0" w:sz="4" w:val="single"/>
+              <w:left w:color="000000" w:space="0" w:sz="4" w:val="single"/>
+              <w:bottom w:color="000000" w:space="0" w:sz="4" w:val="single"/>
+              <w:right w:color="000000" w:space="0" w:sz="4" w:val="single"/>
+            </w:tcBorders>
+          </w:tcPr>
+          <w:p>
+            <w:pPr>
+              <w:keepNext w:val="0"/>
+              <w:keepLines w:val="0"/>
+              <w:widowControl w:val="1"/>
+              <w:shd w:fill="auto" w:val="clear"/>
+              <w:spacing w:after="160" w:before="0" w:line="259" w:lineRule="auto"/>
+              <w:ind w:left="0" w:right="0" w:firstLine="0"/>
               <w:jc w:val="center"/>
-              <w:rPr/>
-            </w:pPr>
-            <w:r>
-              <w:rPr>
-                <w:rtl w:val="0"/>
-              </w:rPr>
+              <w:rPr>
+                <w:b w:val="1"/>
+                <w:bCs w:val="1"/>
+                <w:i w:val="0"/>
+                <w:iCs w:val="0"/>
+                <w:smallCaps w:val="0"/>
+                <w:strike w:val="0"/>
+                <w:color w:val="1f3864"/>
+                <w:u w:val="none"/>
+                <w:shd w:fill="auto" w:val="clear"/>
+                <w:vertAlign w:val="baseline"/>
+              </w:rPr>
+            </w:pPr>
+            <w:r>
+              <w:rPr>
+                <w:b w:val="1"/>
+                <w:bCs w:val="1"/>
+                <w:i w:val="0"/>
+                <w:iCs w:val="0"/>
+                <w:smallCaps w:val="0"/>
+                <w:strike w:val="0"/>
+                <w:color w:val="1f3864"/>
+                <w:u w:val="none"/>
+                <w:shd w:fill="auto" w:val="clear"/>
+                <w:vertAlign w:val="baseline"/>
+                <w:rtl w:val="0"/>
+              </w:rPr>
+              <w:t xml:space="preserve">Aprobador</w:t>
             </w:r>
           </w:p>
         </w:tc>
@@ -5961,12 +5968,6 @@
           </w:tcPr>
           <w:p>
             <w:pPr>
-              <w:keepNext w:val="0"/>
-              <w:keepLines w:val="0"/>
-              <w:widowControl w:val="1"/>
-              <w:shd w:fill="auto" w:val="clear"/>
-              <w:spacing w:after="160" w:before="0" w:line="259" w:lineRule="auto"/>
-              <w:ind w:left="0" w:right="0" w:firstLine="0"/>
               <w:jc w:val="center"/>
               <w:rPr/>
             </w:pPr>
@@ -5974,6 +5975,12 @@
               <w:rPr>
                 <w:rtl w:val="0"/>
               </w:rPr>
+              <w:t xml:space="preserve">1.0</w:t>
+            </w:r>
+            <w:r>
+              <w:rPr>
+                <w:rtl w:val="0"/>
+              </w:rPr>
             </w:r>
           </w:p>
         </w:tc>
@@ -5989,12 +5996,6 @@
           </w:tcPr>
           <w:p>
             <w:pPr>
-              <w:keepNext w:val="0"/>
-              <w:keepLines w:val="0"/>
-              <w:widowControl w:val="1"/>
-              <w:shd w:fill="auto" w:val="clear"/>
-              <w:spacing w:after="160" w:before="0" w:line="259" w:lineRule="auto"/>
-              <w:ind w:left="0" w:right="0" w:firstLine="0"/>
               <w:jc w:val="center"/>
               <w:rPr/>
             </w:pPr>
@@ -6002,6 +6003,7 @@
               <w:rPr>
                 <w:rtl w:val="0"/>
               </w:rPr>
+              <w:t xml:space="preserve">05/07/2026</w:t>
             </w:r>
           </w:p>
         </w:tc>
@@ -6024,62 +6026,21 @@
               <w:rPr>
                 <w:rtl w:val="0"/>
               </w:rPr>
-            </w:r>
-          </w:p>
-        </w:tc>
-        <w:tc>
-          <w:tcPr>
-            <w:tcBorders>
-              <w:top w:color="000000" w:space="0" w:sz="4" w:val="single"/>
-              <w:left w:color="000000" w:space="0" w:sz="4" w:val="single"/>
-              <w:bottom w:color="000000" w:space="0" w:sz="4" w:val="single"/>
-              <w:right w:color="000000" w:space="0" w:sz="4" w:val="single"/>
-            </w:tcBorders>
-          </w:tcPr>
-          <w:p>
-            <w:pPr>
-              <w:keepNext w:val="0"/>
-              <w:keepLines w:val="0"/>
-              <w:widowControl w:val="1"/>
-              <w:shd w:fill="auto" w:val="clear"/>
-              <w:spacing w:after="160" w:before="0" w:line="259" w:lineRule="auto"/>
-              <w:ind w:left="0" w:right="0" w:firstLine="0"/>
-              <w:jc w:val="center"/>
-              <w:rPr>
-                <w:i w:val="0"/>
-                <w:iCs w:val="0"/>
-                <w:smallCaps w:val="0"/>
-                <w:strike w:val="0"/>
-                <w:color w:val="000000"/>
-                <w:u w:val="none"/>
-                <w:shd w:fill="auto" w:val="clear"/>
-                <w:vertAlign w:val="baseline"/>
-              </w:rPr>
-            </w:pPr>
-            <w:r>
-              <w:rPr>
-                <w:rtl w:val="0"/>
-              </w:rPr>
-            </w:r>
-          </w:p>
-        </w:tc>
-        <w:tc>
-          <w:tcPr>
-            <w:tcBorders>
-              <w:top w:color="000000" w:space="0" w:sz="4" w:val="single"/>
-              <w:left w:color="000000" w:space="0" w:sz="4" w:val="single"/>
-              <w:bottom w:color="000000" w:space="0" w:sz="4" w:val="single"/>
-              <w:right w:color="000000" w:space="0" w:sz="4" w:val="single"/>
-            </w:tcBorders>
-          </w:tcPr>
-          <w:p>
-            <w:pPr>
-              <w:keepNext w:val="0"/>
-              <w:keepLines w:val="0"/>
-              <w:widowControl w:val="1"/>
-              <w:shd w:fill="auto" w:val="clear"/>
-              <w:spacing w:after="160" w:before="0" w:line="259" w:lineRule="auto"/>
-              <w:ind w:left="0" w:right="0" w:firstLine="0"/>
+              <w:t xml:space="preserve">Efrain Manotas</w:t>
+            </w:r>
+          </w:p>
+        </w:tc>
+        <w:tc>
+          <w:tcPr>
+            <w:tcBorders>
+              <w:top w:color="000000" w:space="0" w:sz="4" w:val="single"/>
+              <w:left w:color="000000" w:space="0" w:sz="4" w:val="single"/>
+              <w:bottom w:color="000000" w:space="0" w:sz="4" w:val="single"/>
+              <w:right w:color="000000" w:space="0" w:sz="4" w:val="single"/>
+            </w:tcBorders>
+          </w:tcPr>
+          <w:p>
+            <w:pPr>
               <w:jc w:val="center"/>
               <w:rPr/>
             </w:pPr>
@@ -6101,23 +6062,178 @@
           </w:tcPr>
           <w:p>
             <w:pPr>
-              <w:keepNext w:val="0"/>
-              <w:keepLines w:val="0"/>
-              <w:widowControl w:val="1"/>
-              <w:shd w:fill="auto" w:val="clear"/>
-              <w:spacing w:after="160" w:before="0" w:line="259" w:lineRule="auto"/>
-              <w:ind w:left="0" w:right="0" w:firstLine="0"/>
               <w:jc w:val="center"/>
-              <w:rPr>
-                <w:i w:val="0"/>
-                <w:iCs w:val="0"/>
-                <w:smallCaps w:val="0"/>
-                <w:strike w:val="0"/>
-                <w:color w:val="000000"/>
-                <w:u w:val="none"/>
-                <w:shd w:fill="auto" w:val="clear"/>
-                <w:vertAlign w:val="baseline"/>
-              </w:rPr>
+              <w:rPr/>
+            </w:pPr>
+            <w:r>
+              <w:rPr>
+                <w:rtl w:val="0"/>
+              </w:rPr>
+              <w:t xml:space="preserve">Desarrollo de HU-18</w:t>
+            </w:r>
+          </w:p>
+        </w:tc>
+        <w:tc>
+          <w:tcPr>
+            <w:tcBorders>
+              <w:top w:color="000000" w:space="0" w:sz="4" w:val="single"/>
+              <w:left w:color="000000" w:space="0" w:sz="4" w:val="single"/>
+              <w:bottom w:color="000000" w:space="0" w:sz="4" w:val="single"/>
+              <w:right w:color="000000" w:space="0" w:sz="4" w:val="single"/>
+            </w:tcBorders>
+          </w:tcPr>
+          <w:p>
+            <w:pPr>
+              <w:jc w:val="center"/>
+              <w:rPr/>
+            </w:pPr>
+            <w:r>
+              <w:rPr>
+                <w:rtl w:val="0"/>
+              </w:rPr>
+            </w:r>
+          </w:p>
+        </w:tc>
+      </w:tr>
+      <w:tr>
+        <w:trPr>
+          <w:cantSplit w:val="0"/>
+          <w:trHeight w:val="220" w:hRule="atLeast"/>
+          <w:tblHeader w:val="0"/>
+        </w:trPr>
+        <w:tc>
+          <w:tcPr>
+            <w:gridSpan w:val="2"/>
+            <w:tcBorders>
+              <w:top w:color="000000" w:space="0" w:sz="4" w:val="single"/>
+              <w:left w:color="000000" w:space="0" w:sz="4" w:val="single"/>
+              <w:bottom w:color="000000" w:space="0" w:sz="4" w:val="single"/>
+              <w:right w:color="000000" w:space="0" w:sz="4" w:val="single"/>
+            </w:tcBorders>
+          </w:tcPr>
+          <w:p>
+            <w:pPr>
+              <w:jc w:val="center"/>
+              <w:rPr/>
+            </w:pPr>
+            <w:r>
+              <w:rPr>
+                <w:rtl w:val="0"/>
+              </w:rPr>
+              <w:t xml:space="preserve">2.0</w:t>
+            </w:r>
+          </w:p>
+        </w:tc>
+        <w:tc>
+          <w:tcPr>
+            <w:gridSpan w:val="2"/>
+            <w:tcBorders>
+              <w:top w:color="000000" w:space="0" w:sz="4" w:val="single"/>
+              <w:left w:color="000000" w:space="0" w:sz="4" w:val="single"/>
+              <w:bottom w:color="000000" w:space="0" w:sz="4" w:val="single"/>
+              <w:right w:color="000000" w:space="0" w:sz="4" w:val="single"/>
+            </w:tcBorders>
+          </w:tcPr>
+          <w:p>
+            <w:pPr>
+              <w:jc w:val="center"/>
+              <w:rPr/>
+            </w:pPr>
+            <w:r>
+              <w:rPr>
+                <w:rtl w:val="0"/>
+              </w:rPr>
+              <w:t xml:space="preserve">10/07/2026</w:t>
+            </w:r>
+          </w:p>
+        </w:tc>
+        <w:tc>
+          <w:tcPr>
+            <w:gridSpan w:val="2"/>
+            <w:tcBorders>
+              <w:top w:color="000000" w:space="0" w:sz="4" w:val="single"/>
+              <w:left w:color="000000" w:space="0" w:sz="4" w:val="single"/>
+              <w:bottom w:color="000000" w:space="0" w:sz="4" w:val="single"/>
+              <w:right w:color="000000" w:space="0" w:sz="4" w:val="single"/>
+            </w:tcBorders>
+          </w:tcPr>
+          <w:p>
+            <w:pPr>
+              <w:jc w:val="center"/>
+              <w:rPr/>
+            </w:pPr>
+            <w:r>
+              <w:rPr>
+                <w:rtl w:val="0"/>
+              </w:rPr>
+              <w:t xml:space="preserve">Efrain Manotas</w:t>
+            </w:r>
+          </w:p>
+        </w:tc>
+        <w:tc>
+          <w:tcPr>
+            <w:tcBorders>
+              <w:top w:color="000000" w:space="0" w:sz="4" w:val="single"/>
+              <w:left w:color="000000" w:space="0" w:sz="4" w:val="single"/>
+              <w:bottom w:color="000000" w:space="0" w:sz="4" w:val="single"/>
+              <w:right w:color="000000" w:space="0" w:sz="4" w:val="single"/>
+            </w:tcBorders>
+          </w:tcPr>
+          <w:p>
+            <w:pPr>
+              <w:jc w:val="center"/>
+              <w:rPr/>
+            </w:pPr>
+            <w:r>
+              <w:rPr>
+                <w:rtl w:val="0"/>
+              </w:rPr>
+            </w:r>
+          </w:p>
+        </w:tc>
+        <w:tc>
+          <w:tcPr>
+            <w:tcBorders>
+              <w:top w:color="000000" w:space="0" w:sz="4" w:val="single"/>
+              <w:left w:color="000000" w:space="0" w:sz="4" w:val="single"/>
+              <w:bottom w:color="000000" w:space="0" w:sz="4" w:val="single"/>
+              <w:right w:color="000000" w:space="0" w:sz="4" w:val="single"/>
+            </w:tcBorders>
+          </w:tcPr>
+          <w:p>
+            <w:pPr>
+              <w:jc w:val="center"/>
+              <w:rPr>
+                <w:b w:val="1"/>
+                <w:bCs w:val="1"/>
+              </w:rPr>
+            </w:pPr>
+            <w:r>
+              <w:rPr>
+                <w:rtl w:val="0"/>
+              </w:rPr>
+              <w:t xml:space="preserve">Revisión e implementación de mejoras HU-18</w:t>
+            </w:r>
+            <w:r>
+              <w:rPr>
+                <w:rtl w:val="0"/>
+              </w:rPr>
+            </w:r>
+          </w:p>
+        </w:tc>
+        <w:tc>
+          <w:tcPr>
+            <w:tcBorders>
+              <w:top w:color="000000" w:space="0" w:sz="4" w:val="single"/>
+              <w:left w:color="000000" w:space="0" w:sz="4" w:val="single"/>
+              <w:bottom w:color="000000" w:space="0" w:sz="4" w:val="single"/>
+              <w:right w:color="000000" w:space="0" w:sz="4" w:val="single"/>
+            </w:tcBorders>
+          </w:tcPr>
+          <w:p>
+            <w:pPr>
+              <w:jc w:val="center"/>
+              <w:rPr/>
             </w:pPr>
             <w:r>
               <w:rPr>
